--- a/cs330/syllabus330w26_54.docx
+++ b/cs330/syllabus330w26_54.docx
@@ -169,9 +169,6 @@
       <w:r>
         <w:t xml:space="preserve">         aanda@stcloudstate.edu      </w:t>
       </w:r>
-      <w:r>
-        <w:br/>
-      </w:r>
     </w:p>
     <w:p>
       <w:pPr>
@@ -210,22 +207,6 @@
         <w:pStyle w:val="HTMLPreformatted"/>
       </w:pPr>
       <w:r>
-        <w:t xml:space="preserve">Web Site:       </w:t>
-      </w:r>
-      <w:hyperlink r:id="rId6" w:history="1">
-        <w:r>
-          <w:rPr>
-            <w:rStyle w:val="Hyperlink"/>
-          </w:rPr>
-          <w:t>https://aanda-stcloudstate-edu.github.io/WebSpace/cs332.html</w:t>
-        </w:r>
-      </w:hyperlink>
-    </w:p>
-    <w:p>
-      <w:pPr>
-        <w:pStyle w:val="HTMLPreformatted"/>
-      </w:pPr>
-      <w:r>
         <w:rPr>
           <w:b/>
           <w:bCs/>
@@ -243,7 +224,7 @@
       <w:r>
         <w:tab/>
       </w:r>
-      <w:hyperlink r:id="rId7" w:history="1">
+      <w:hyperlink r:id="rId6" w:history="1">
         <w:r>
           <w:rPr>
             <w:rStyle w:val="Hyperlink"/>
@@ -274,7 +255,7 @@
       <w:r>
         <w:t xml:space="preserve">: </w:t>
       </w:r>
-      <w:hyperlink r:id="rId8" w:history="1">
+      <w:hyperlink r:id="rId7" w:history="1">
         <w:r>
           <w:rPr>
             <w:rStyle w:val="Hyperlink"/>
@@ -324,7 +305,7 @@
         </w:tabs>
         <w:spacing w:before="100" w:beforeAutospacing="1" w:after="100" w:afterAutospacing="1"/>
       </w:pPr>
-      <w:hyperlink r:id="rId9" w:history="1">
+      <w:hyperlink r:id="rId8" w:history="1">
         <w:r>
           <w:rPr>
             <w:rStyle w:val="Hyperlink"/>
@@ -361,7 +342,7 @@
         </w:tabs>
         <w:spacing w:before="100" w:beforeAutospacing="1" w:after="100" w:afterAutospacing="1"/>
       </w:pPr>
-      <w:hyperlink r:id="rId10" w:history="1">
+      <w:hyperlink r:id="rId9" w:history="1">
         <w:r>
           <w:rPr>
             <w:rStyle w:val="Hyperlink"/>
@@ -398,7 +379,7 @@
         </w:tabs>
         <w:spacing w:before="100" w:beforeAutospacing="1" w:after="100" w:afterAutospacing="1"/>
       </w:pPr>
-      <w:hyperlink r:id="rId11" w:history="1">
+      <w:hyperlink r:id="rId10" w:history="1">
         <w:r>
           <w:rPr>
             <w:rStyle w:val="Hyperlink"/>
@@ -435,7 +416,7 @@
         </w:tabs>
         <w:spacing w:before="100" w:beforeAutospacing="1" w:after="100" w:afterAutospacing="1"/>
       </w:pPr>
-      <w:hyperlink r:id="rId12" w:history="1">
+      <w:hyperlink r:id="rId11" w:history="1">
         <w:r>
           <w:rPr>
             <w:rStyle w:val="Hyperlink"/>
@@ -472,7 +453,7 @@
         </w:tabs>
         <w:spacing w:before="100" w:beforeAutospacing="1" w:after="100" w:afterAutospacing="1"/>
       </w:pPr>
-      <w:hyperlink r:id="rId13" w:history="1">
+      <w:hyperlink r:id="rId12" w:history="1">
         <w:r>
           <w:rPr>
             <w:rStyle w:val="Hyperlink"/>
@@ -509,7 +490,7 @@
         </w:tabs>
         <w:spacing w:before="100" w:beforeAutospacing="1" w:after="100" w:afterAutospacing="1"/>
       </w:pPr>
-      <w:hyperlink r:id="rId14" w:history="1">
+      <w:hyperlink r:id="rId13" w:history="1">
         <w:r>
           <w:rPr>
             <w:rStyle w:val="Hyperlink"/>
@@ -546,7 +527,7 @@
         </w:tabs>
         <w:spacing w:before="100" w:beforeAutospacing="1" w:after="100" w:afterAutospacing="1"/>
       </w:pPr>
-      <w:hyperlink r:id="rId15" w:history="1">
+      <w:hyperlink r:id="rId14" w:history="1">
         <w:r>
           <w:rPr>
             <w:rStyle w:val="Hyperlink"/>
@@ -583,7 +564,7 @@
         </w:tabs>
         <w:spacing w:before="100" w:beforeAutospacing="1" w:after="100" w:afterAutospacing="1"/>
       </w:pPr>
-      <w:hyperlink r:id="rId16" w:history="1">
+      <w:hyperlink r:id="rId15" w:history="1">
         <w:r>
           <w:rPr>
             <w:rStyle w:val="Hyperlink"/>
@@ -620,7 +601,7 @@
         </w:tabs>
         <w:spacing w:before="100" w:beforeAutospacing="1" w:after="100" w:afterAutospacing="1"/>
       </w:pPr>
-      <w:hyperlink r:id="rId17" w:history="1">
+      <w:hyperlink r:id="rId16" w:history="1">
         <w:r>
           <w:rPr>
             <w:rStyle w:val="Hyperlink"/>
@@ -657,7 +638,7 @@
         </w:tabs>
         <w:spacing w:before="100" w:beforeAutospacing="1" w:after="100" w:afterAutospacing="1"/>
       </w:pPr>
-      <w:hyperlink r:id="rId18" w:history="1">
+      <w:hyperlink r:id="rId17" w:history="1">
         <w:r>
           <w:rPr>
             <w:rStyle w:val="Hyperlink"/>
@@ -759,7 +740,13 @@
       <w:pPr>
         <w:pStyle w:val="HTMLPreformatted"/>
       </w:pPr>
-      <w:r>
+    </w:p>
+    <w:p>
+      <w:pPr>
+        <w:pStyle w:val="HTMLPreformatted"/>
+      </w:pPr>
+      <w:r>
+        <w:lastRenderedPageBreak/>
         <w:t>CLASS TIME AND LOCATION:</w:t>
       </w:r>
     </w:p>
@@ -847,7 +834,7 @@
       <w:r>
         <w:t xml:space="preserve">Lecture Zoom Meeting ID: </w:t>
       </w:r>
-      <w:hyperlink r:id="rId19" w:history="1">
+      <w:hyperlink r:id="rId18" w:history="1">
         <w:r>
           <w:rPr>
             <w:rStyle w:val="Hyperlink"/>
@@ -1130,8 +1117,21 @@
         <w:pStyle w:val="HTMLPreformatted"/>
       </w:pPr>
       <w:r>
-        <w:t xml:space="preserve">    Assignments are to be submitted in their D2L Assignments dropbox by their</w:t>
-      </w:r>
+        <w:t xml:space="preserve">    Assignments are to be submitted in their D2L Assignments </w:t>
+      </w:r>
+      <w:proofErr w:type="spellStart"/>
+      <w:r>
+        <w:t>dropbox</w:t>
+      </w:r>
+      <w:proofErr w:type="spellEnd"/>
+      <w:r>
+        <w:t xml:space="preserve"> by </w:t>
+      </w:r>
+      <w:proofErr w:type="gramStart"/>
+      <w:r>
+        <w:t>their</w:t>
+      </w:r>
+      <w:proofErr w:type="gramEnd"/>
     </w:p>
     <w:p>
       <w:pPr>
@@ -1191,7 +1191,15 @@
         <w:pStyle w:val="HTMLPreformatted"/>
       </w:pPr>
       <w:r>
-        <w:t xml:space="preserve">    include any or all of: </w:t>
+        <w:t xml:space="preserve">    include any or </w:t>
+      </w:r>
+      <w:proofErr w:type="gramStart"/>
+      <w:r>
+        <w:t>all of</w:t>
+      </w:r>
+      <w:proofErr w:type="gramEnd"/>
+      <w:r>
+        <w:t xml:space="preserve">: </w:t>
       </w:r>
     </w:p>
     <w:p>
@@ -1249,7 +1257,33 @@
       <w:pPr>
         <w:pStyle w:val="HTMLPreformatted"/>
       </w:pPr>
-      <w:r>
+    </w:p>
+    <w:p>
+      <w:pPr>
+        <w:pStyle w:val="HTMLPreformatted"/>
+      </w:pPr>
+    </w:p>
+    <w:p>
+      <w:pPr>
+        <w:pStyle w:val="HTMLPreformatted"/>
+      </w:pPr>
+    </w:p>
+    <w:p>
+      <w:pPr>
+        <w:pStyle w:val="HTMLPreformatted"/>
+      </w:pPr>
+    </w:p>
+    <w:p>
+      <w:pPr>
+        <w:pStyle w:val="HTMLPreformatted"/>
+      </w:pPr>
+    </w:p>
+    <w:p>
+      <w:pPr>
+        <w:pStyle w:val="HTMLPreformatted"/>
+      </w:pPr>
+      <w:r>
+        <w:lastRenderedPageBreak/>
         <w:t>ATTENDANCE &amp; CONDUCT:</w:t>
       </w:r>
     </w:p>
@@ -1282,7 +1316,6 @@
         <w:pStyle w:val="HTMLPreformatted"/>
       </w:pPr>
       <w:r>
-        <w:lastRenderedPageBreak/>
         <w:t xml:space="preserve">    Make-up exams will be given in only in extreme (or university sanctioned)</w:t>
       </w:r>
     </w:p>
@@ -1431,7 +1464,15 @@
         <w:pStyle w:val="HTMLPreformatted"/>
       </w:pPr>
       <w:r>
-        <w:t>*) Any student scheduled to have more than two final examinations on one day may request to have one of them rescheduled. Normally, the instructor with the highest numbered course will reschedule. However, if the higher numbered course is one for which a common exam is scheduled, the instructor of the next higher numbered, non-common exam course will reschedule. It is the students responsibility to request rescheduling of any examination prior to the final withdrawal date of that semester. Disputes should be referred to the appropriate dean.</w:t>
+        <w:t xml:space="preserve">*) Any student scheduled to have more than two final examinations on one day may request to have one of them rescheduled. Normally, the instructor with the highest numbered course will reschedule. However, if the higher numbered course is one for which a common exam is scheduled, the instructor of the next higher numbered, non-common exam course will reschedule. It is the </w:t>
+      </w:r>
+      <w:proofErr w:type="gramStart"/>
+      <w:r>
+        <w:t>students</w:t>
+      </w:r>
+      <w:proofErr w:type="gramEnd"/>
+      <w:r>
+        <w:t xml:space="preserve"> responsibility to request rescheduling of any examination prior to the final withdrawal date of that semester. Disputes should be referred to the appropriate dean.</w:t>
       </w:r>
     </w:p>
     <w:p>
@@ -1618,7 +1659,6 @@
         <w:pStyle w:val="HTMLPreformatted"/>
       </w:pPr>
       <w:r>
-        <w:lastRenderedPageBreak/>
         <w:t>AI:</w:t>
       </w:r>
     </w:p>
@@ -1635,7 +1675,15 @@
         <w:pStyle w:val="HTMLPreformatted"/>
       </w:pPr>
       <w:r>
-        <w:t xml:space="preserve">If an assignment is suspected of being AI-generated, there will be additional conversations between the faculty and student, similar to our plagiarism practices. </w:t>
+        <w:t xml:space="preserve">If an assignment is suspected of being AI-generated, there will be additional conversations between the faculty and student, </w:t>
+      </w:r>
+      <w:proofErr w:type="gramStart"/>
+      <w:r>
+        <w:t>similar to</w:t>
+      </w:r>
+      <w:proofErr w:type="gramEnd"/>
+      <w:r>
+        <w:t xml:space="preserve"> our plagiarism practices. </w:t>
       </w:r>
     </w:p>
     <w:p>
@@ -1944,7 +1992,6 @@
           <w:sz w:val="48"/>
           <w:szCs w:val="48"/>
         </w:rPr>
-        <w:lastRenderedPageBreak/>
         <w:t>Student Services</w:t>
       </w:r>
     </w:p>
@@ -1997,7 +2044,27 @@
           <w:szCs w:val="21"/>
         </w:rPr>
         <w:br/>
-        <w:t>College can be stressful and it is normal for some students to struggle emotionally while balancing the demands of college and personal lives. If you are struggling, please stop by and see me during Student Support Hours (office hours). Know that our Counseling &amp; Psychological Services (CAPS) Department is available Monday through Friday 8-4:30 to assist students who need help. Don’t hesitate to reach out for help. We care about you and want you to be successful both personally and professionally here at SCSU.</w:t>
+        <w:t xml:space="preserve">College can be </w:t>
+      </w:r>
+      <w:proofErr w:type="gramStart"/>
+      <w:r>
+        <w:rPr>
+          <w:rFonts w:ascii="Helvetica" w:eastAsia="Times New Roman" w:hAnsi="Helvetica" w:cs="Helvetica"/>
+          <w:color w:val="2B2B2B"/>
+          <w:sz w:val="21"/>
+          <w:szCs w:val="21"/>
+        </w:rPr>
+        <w:t>stressful</w:t>
+      </w:r>
+      <w:proofErr w:type="gramEnd"/>
+      <w:r>
+        <w:rPr>
+          <w:rFonts w:ascii="Helvetica" w:eastAsia="Times New Roman" w:hAnsi="Helvetica" w:cs="Helvetica"/>
+          <w:color w:val="2B2B2B"/>
+          <w:sz w:val="21"/>
+          <w:szCs w:val="21"/>
+        </w:rPr>
+        <w:t xml:space="preserve"> and it is normal for some students to struggle emotionally while balancing the demands of college and personal lives. If you are struggling, please stop by and see me during Student Support Hours (office hours). Know that our Counseling &amp; Psychological Services (CAPS) Department is available Monday through Friday 8-4:30 to assist students who need help. Don’t hesitate to reach out for help. We care about you and want you to be successful both personally and professionally here at SCSU.</w:t>
       </w:r>
     </w:p>
     <w:p>
@@ -2092,7 +2159,7 @@
         </w:rPr>
         <w:t>Go to the Request an Appointment link on the website: </w:t>
       </w:r>
-      <w:hyperlink r:id="rId20" w:history="1">
+      <w:hyperlink r:id="rId19" w:history="1">
         <w:r>
           <w:rPr>
             <w:rStyle w:val="Hyperlink"/>
@@ -2128,7 +2195,27 @@
           <w:sz w:val="21"/>
           <w:szCs w:val="21"/>
         </w:rPr>
-        <w:t>Walk in to the CAPS clinic Monday through Friday any time between 8am and 4:30pm</w:t>
+        <w:t xml:space="preserve">Walk </w:t>
+      </w:r>
+      <w:proofErr w:type="gramStart"/>
+      <w:r>
+        <w:rPr>
+          <w:rFonts w:ascii="Helvetica" w:eastAsia="Times New Roman" w:hAnsi="Helvetica" w:cs="Helvetica"/>
+          <w:color w:val="2B2B2B"/>
+          <w:sz w:val="21"/>
+          <w:szCs w:val="21"/>
+        </w:rPr>
+        <w:t>in to</w:t>
+      </w:r>
+      <w:proofErr w:type="gramEnd"/>
+      <w:r>
+        <w:rPr>
+          <w:rFonts w:ascii="Helvetica" w:eastAsia="Times New Roman" w:hAnsi="Helvetica" w:cs="Helvetica"/>
+          <w:color w:val="2B2B2B"/>
+          <w:sz w:val="21"/>
+          <w:szCs w:val="21"/>
+        </w:rPr>
+        <w:t xml:space="preserve"> the CAPS clinic Monday through Friday any time between 8am and 4:30pm</w:t>
       </w:r>
     </w:p>
     <w:p>
@@ -2154,7 +2241,27 @@
           <w:sz w:val="21"/>
           <w:szCs w:val="21"/>
         </w:rPr>
-        <w:t>Faculty/staff can call CAPS or walk over to CAPS in person with a student for a warm hand-off (we are located in Eastman Hall, 3rd floor).  Faculty/staff should call ahead when possible so we can be prepared for an immediate visit with the student</w:t>
+        <w:t xml:space="preserve">Faculty/staff can call CAPS or walk over to CAPS in person with a student for a warm hand-off (we </w:t>
+      </w:r>
+      <w:proofErr w:type="gramStart"/>
+      <w:r>
+        <w:rPr>
+          <w:rFonts w:ascii="Helvetica" w:eastAsia="Times New Roman" w:hAnsi="Helvetica" w:cs="Helvetica"/>
+          <w:color w:val="2B2B2B"/>
+          <w:sz w:val="21"/>
+          <w:szCs w:val="21"/>
+        </w:rPr>
+        <w:t>are located in</w:t>
+      </w:r>
+      <w:proofErr w:type="gramEnd"/>
+      <w:r>
+        <w:rPr>
+          <w:rFonts w:ascii="Helvetica" w:eastAsia="Times New Roman" w:hAnsi="Helvetica" w:cs="Helvetica"/>
+          <w:color w:val="2B2B2B"/>
+          <w:sz w:val="21"/>
+          <w:szCs w:val="21"/>
+        </w:rPr>
+        <w:t xml:space="preserve"> Eastman Hall, 3rd floor).  Faculty/staff should call ahead when possible so we can be prepared for an immediate visit with the student</w:t>
       </w:r>
     </w:p>
     <w:p>
@@ -2217,7 +2324,7 @@
         <w:br/>
         <w:t>      </w:t>
       </w:r>
-      <w:hyperlink r:id="rId21" w:history="1">
+      <w:hyperlink r:id="rId20" w:history="1">
         <w:r>
           <w:rPr>
             <w:rStyle w:val="Hyperlink"/>
@@ -2340,7 +2447,7 @@
         </w:rPr>
         <w:t>For more information on the </w:t>
       </w:r>
-      <w:hyperlink r:id="rId22" w:history="1">
+      <w:hyperlink r:id="rId21" w:history="1">
         <w:r>
           <w:rPr>
             <w:rStyle w:val="Hyperlink"/>
@@ -2361,7 +2468,7 @@
         </w:rPr>
         <w:t> or e-mail the Pantry </w:t>
       </w:r>
-      <w:hyperlink r:id="rId23" w:history="1">
+      <w:hyperlink r:id="rId22" w:history="1">
         <w:r>
           <w:rPr>
             <w:rStyle w:val="Hyperlink"/>
@@ -2505,7 +2612,7 @@
         <w:br/>
         <w:t>The LGBT Resource Center at St. Cloud State University promotes full inclusion of LGBT+ folk and allies and works to dismantle prejudice, discrimination, and oppression toward and within the LGBT+ community. Visit the </w:t>
       </w:r>
-      <w:hyperlink r:id="rId24" w:history="1">
+      <w:hyperlink r:id="rId23" w:history="1">
         <w:r>
           <w:rPr>
             <w:rStyle w:val="Hyperlink"/>
@@ -2578,7 +2685,7 @@
         <w:br/>
         <w:t>As our student, we make a bond with you in </w:t>
       </w:r>
-      <w:hyperlink r:id="rId25" w:history="1">
+      <w:hyperlink r:id="rId24" w:history="1">
         <w:r>
           <w:rPr>
             <w:rStyle w:val="Hyperlink"/>
@@ -2597,7 +2704,17 @@
           <w:sz w:val="21"/>
           <w:szCs w:val="21"/>
         </w:rPr>
-        <w:t> to prepare you to be a global citizen of the 21st Century. As a graduate of St. Cloud State, you will be prepared for a life of intellectual, professional and personal fulfillment with the skills to discover and apply new solutions to challenges and opportunities through risk-taking, innovation and imagination.</w:t>
+        <w:t xml:space="preserve"> to prepare you to be a global citizen of the 21st Century. As a graduate of St. Cloud State, you will be prepared for a life of intellectual, professional and personal fulfillment with the skills to discover and apply new solutions </w:t>
+      </w:r>
+      <w:r>
+        <w:rPr>
+          <w:rFonts w:ascii="Helvetica" w:eastAsia="Times New Roman" w:hAnsi="Helvetica" w:cs="Helvetica"/>
+          <w:color w:val="2B2B2B"/>
+          <w:sz w:val="21"/>
+          <w:szCs w:val="21"/>
+        </w:rPr>
+        <w:lastRenderedPageBreak/>
+        <w:t>to challenges and opportunities through risk-taking, innovation and imagination.</w:t>
       </w:r>
       <w:r>
         <w:rPr>
@@ -2649,7 +2766,6 @@
           <w:sz w:val="21"/>
           <w:szCs w:val="21"/>
         </w:rPr>
-        <w:lastRenderedPageBreak/>
         <w:t>Sexual and Relationship Violence</w:t>
       </w:r>
       <w:r>
@@ -2701,8 +2817,19 @@
           <w:sz w:val="21"/>
           <w:szCs w:val="21"/>
         </w:rPr>
-        <w:t>Judith Siminoe</w:t>
-      </w:r>
+        <w:t xml:space="preserve">Judith </w:t>
+      </w:r>
+      <w:proofErr w:type="spellStart"/>
+      <w:r>
+        <w:rPr>
+          <w:rFonts w:ascii="Helvetica" w:eastAsia="Times New Roman" w:hAnsi="Helvetica" w:cs="Helvetica"/>
+          <w:color w:val="2B2B2B"/>
+          <w:sz w:val="21"/>
+          <w:szCs w:val="21"/>
+        </w:rPr>
+        <w:t>Siminoe</w:t>
+      </w:r>
+      <w:proofErr w:type="spellEnd"/>
       <w:r>
         <w:rPr>
           <w:rFonts w:ascii="Helvetica" w:eastAsia="Times New Roman" w:hAnsi="Helvetica" w:cs="Helvetica"/>
@@ -2793,7 +2920,7 @@
         </w:rPr>
         <w:t>Additional information and online reporting options are available </w:t>
       </w:r>
-      <w:hyperlink r:id="rId26" w:history="1">
+      <w:hyperlink r:id="rId25" w:history="1">
         <w:r>
           <w:rPr>
             <w:rStyle w:val="Hyperlink"/>
@@ -2894,7 +3021,7 @@
                 <w:color w:val="auto"/>
               </w:rPr>
             </w:pPr>
-            <w:hyperlink r:id="rId27" w:history="1">
+            <w:hyperlink r:id="rId26" w:history="1">
               <w:r>
                 <w:rPr>
                   <w:rStyle w:val="Hyperlink"/>
@@ -2978,7 +3105,7 @@
                 <w:color w:val="auto"/>
               </w:rPr>
             </w:pPr>
-            <w:hyperlink r:id="rId28" w:history="1">
+            <w:hyperlink r:id="rId27" w:history="1">
               <w:r>
                 <w:rPr>
                   <w:rStyle w:val="Hyperlink"/>
@@ -3062,7 +3189,7 @@
                 <w:color w:val="auto"/>
               </w:rPr>
             </w:pPr>
-            <w:hyperlink r:id="rId29" w:history="1">
+            <w:hyperlink r:id="rId28" w:history="1">
               <w:r>
                 <w:rPr>
                   <w:rStyle w:val="Hyperlink"/>
@@ -3385,7 +3512,6 @@
           <w:sz w:val="21"/>
           <w:szCs w:val="21"/>
         </w:rPr>
-        <w:lastRenderedPageBreak/>
         <w:t>Student Accessibility Services</w:t>
       </w:r>
       <w:r>
@@ -3398,7 +3524,7 @@
         <w:br/>
         <w:t>St. Cloud State University is an affirmative action, equal opportunity employer and educator. St. Cloud State University is committed to a policy of nondiscrimination in employment and education opportunity and works to provide reasonable accommodations for all persons with disabilities. Accommodations are provided on an individualized, as-needed basis, determined through appropriate documentation of need. Please contact</w:t>
       </w:r>
-      <w:hyperlink r:id="rId30" w:history="1">
+      <w:hyperlink r:id="rId29" w:history="1">
         <w:r>
           <w:rPr>
             <w:rStyle w:val="Hyperlink"/>
@@ -3525,7 +3651,7 @@
         </w:rPr>
         <w:t xml:space="preserve"> on the </w:t>
       </w:r>
-      <w:hyperlink r:id="rId31" w:history="1">
+      <w:hyperlink r:id="rId30" w:history="1">
         <w:r>
           <w:rPr>
             <w:rStyle w:val="Hyperlink"/>
@@ -3663,7 +3789,7 @@
         </w:rPr>
         <w:t xml:space="preserve"> updates on students with attendance or academic concerns so that advisors can reach out to provide additional support and/or connect you to campus resources. I may also contact you through email, before or after class, or encourage you to meet with me during my Student Support hours. Please know I’m here to support you in your academic success. You can learn more about the Navigate tool at </w:t>
       </w:r>
-      <w:hyperlink r:id="rId32" w:history="1">
+      <w:hyperlink r:id="rId31" w:history="1">
         <w:r>
           <w:rPr>
             <w:rStyle w:val="Hyperlink"/>
@@ -3725,7 +3851,25 @@
           <w:sz w:val="22"/>
           <w:szCs w:val="22"/>
         </w:rPr>
-        <w:t xml:space="preserve">The time that I have listed as student support hours is time for you. It is time that I have dedicated to be available for </w:t>
+        <w:t xml:space="preserve">The time that I have listed as student support hours is time for you. It is time that I have dedicated to </w:t>
+      </w:r>
+      <w:proofErr w:type="gramStart"/>
+      <w:r>
+        <w:rPr>
+          <w:rFonts w:ascii="Arial" w:hAnsi="Arial" w:cs="Arial"/>
+          <w:sz w:val="22"/>
+          <w:szCs w:val="22"/>
+        </w:rPr>
+        <w:t>be</w:t>
+      </w:r>
+      <w:proofErr w:type="gramEnd"/>
+      <w:r>
+        <w:rPr>
+          <w:rFonts w:ascii="Arial" w:hAnsi="Arial" w:cs="Arial"/>
+          <w:sz w:val="22"/>
+          <w:szCs w:val="22"/>
+        </w:rPr>
+        <w:t xml:space="preserve"> available for </w:t>
       </w:r>
     </w:p>
     <w:p>

--- a/cs330/syllabus330w26_54.docx
+++ b/cs330/syllabus330w26_54.docx
@@ -1390,7 +1390,19 @@
         <w:pStyle w:val="HTMLPreformatted"/>
       </w:pPr>
       <w:r>
-        <w:t xml:space="preserve">        D2L Quizzes             </w:t>
+        <w:t xml:space="preserve">        D2L </w:t>
+      </w:r>
+      <w:r>
+        <w:t>Assignments</w:t>
+      </w:r>
+      <w:r>
+        <w:t xml:space="preserve"> and/or Quizzes</w:t>
+      </w:r>
+      <w:r>
+        <w:tab/>
+      </w:r>
+      <w:r>
+        <w:tab/>
       </w:r>
       <w:r>
         <w:t>6</w:t>
@@ -1408,6 +1420,12 @@
       </w:pPr>
       <w:r>
         <w:t xml:space="preserve">        Final Exam              </w:t>
+      </w:r>
+      <w:r>
+        <w:tab/>
+      </w:r>
+      <w:r>
+        <w:tab/>
       </w:r>
       <w:r>
         <w:t>4</w:t>
